--- a/__отчеты/Санников Ю. В. ПМИ - ИНТЕЛЛЕКТУАЛЬНЫЕ АЛГОРИТМЫ АДАПТИВНОГО УПРАВЛЕНИЯ СВЕТОФОРОМ ДЛЯ ОПТИМИЗАЦИИ ДОРОЖНОГО ТРАФИКА.docx
+++ b/__отчеты/Санников Ю. В. ПМИ - ИНТЕЛЛЕКТУАЛЬНЫЕ АЛГОРИТМЫ АДАПТИВНОГО УПРАВЛЕНИЯ СВЕТОФОРОМ ДЛЯ ОПТИМИЗАЦИИ ДОРОЖНОГО ТРАФИКА.docx
@@ -751,7 +751,17 @@
           <w:sz w:val="28"/>
           <w:szCs w:val="28"/>
         </w:rPr>
-        <w:t>января 2026 г. по «23</w:t>
+        <w:t>января 202</w:t>
+      </w:r>
+      <w:bookmarkStart w:id="0" w:name="_GoBack"/>
+      <w:bookmarkEnd w:id="0"/>
+      <w:r>
+        <w:rPr>
+          <w:bCs/>
+          <w:sz w:val="28"/>
+          <w:szCs w:val="28"/>
+        </w:rPr>
+        <w:t>6 г. по «23</w:t>
       </w:r>
       <w:r>
         <w:rPr>
@@ -3577,13 +3587,13 @@
       <w:pPr>
         <w:pStyle w:val="a"/>
       </w:pPr>
-      <w:bookmarkStart w:id="0" w:name="_Toc228219685"/>
-      <w:bookmarkStart w:id="1" w:name="_Toc68794466"/>
+      <w:bookmarkStart w:id="1" w:name="_Toc228219685"/>
+      <w:bookmarkStart w:id="2" w:name="_Toc68794466"/>
       <w:r>
         <w:lastRenderedPageBreak/>
         <w:t>ВВЕДЕНИЕ</w:t>
       </w:r>
-      <w:bookmarkEnd w:id="0"/>
+      <w:bookmarkEnd w:id="1"/>
     </w:p>
     <w:p>
       <w:pPr>
@@ -4459,12 +4469,12 @@
         </w:numPr>
         <w:ind w:hanging="6"/>
       </w:pPr>
-      <w:bookmarkStart w:id="2" w:name="_Toc228219686"/>
+      <w:bookmarkStart w:id="3" w:name="_Toc228219686"/>
       <w:r>
         <w:lastRenderedPageBreak/>
         <w:t>Существующие решения проблемы трафика</w:t>
       </w:r>
-      <w:bookmarkEnd w:id="2"/>
+      <w:bookmarkEnd w:id="3"/>
     </w:p>
     <w:p>
       <w:pPr>
@@ -4570,11 +4580,11 @@
           <w:numId w:val="1"/>
         </w:numPr>
       </w:pPr>
-      <w:bookmarkStart w:id="3" w:name="_Toc228219687"/>
+      <w:bookmarkStart w:id="4" w:name="_Toc228219687"/>
       <w:r>
         <w:t>Адаптивный светофор</w:t>
       </w:r>
-      <w:bookmarkEnd w:id="3"/>
+      <w:bookmarkEnd w:id="4"/>
     </w:p>
     <w:p>
       <w:pPr>
@@ -4705,7 +4715,7 @@
           <w:color w:val="000000" w:themeColor="text1"/>
         </w:rPr>
       </w:pPr>
-      <w:bookmarkStart w:id="4" w:name="рис001"/>
+      <w:bookmarkStart w:id="5" w:name="рис001"/>
       <w:r>
         <w:rPr>
           <w:b/>
@@ -4713,7 +4723,7 @@
         </w:rPr>
         <w:t>Рисунок 1</w:t>
       </w:r>
-      <w:bookmarkEnd w:id="4"/>
+      <w:bookmarkEnd w:id="5"/>
       <w:r>
         <w:rPr>
           <w:b/>
@@ -4888,7 +4898,7 @@
           <w:numId w:val="1"/>
         </w:numPr>
       </w:pPr>
-      <w:bookmarkStart w:id="5" w:name="_Toc228219688"/>
+      <w:bookmarkStart w:id="6" w:name="_Toc228219688"/>
       <w:r>
         <w:t xml:space="preserve">Использование </w:t>
       </w:r>
@@ -4912,7 +4922,7 @@
       <w:r>
         <w:t xml:space="preserve"> автомобилей в России</w:t>
       </w:r>
-      <w:bookmarkEnd w:id="5"/>
+      <w:bookmarkEnd w:id="6"/>
     </w:p>
     <w:p>
       <w:pPr>
@@ -5178,7 +5188,7 @@
           <w:color w:val="000000" w:themeColor="text1"/>
         </w:rPr>
       </w:pPr>
-      <w:bookmarkStart w:id="6" w:name="_Toc228219689"/>
+      <w:bookmarkStart w:id="7" w:name="_Toc228219689"/>
       <w:r>
         <w:rPr>
           <w:color w:val="000000" w:themeColor="text1"/>
@@ -5209,7 +5219,7 @@
         </w:rPr>
         <w:t>идеодетектор транспорта РТК</w:t>
       </w:r>
-      <w:bookmarkEnd w:id="6"/>
+      <w:bookmarkEnd w:id="7"/>
     </w:p>
     <w:p>
       <w:pPr>
@@ -5416,7 +5426,7 @@
           <w:color w:val="000000" w:themeColor="text1"/>
         </w:rPr>
       </w:pPr>
-      <w:bookmarkStart w:id="7" w:name="рис002"/>
+      <w:bookmarkStart w:id="8" w:name="рис002"/>
       <w:r>
         <w:rPr>
           <w:b/>
@@ -5475,7 +5485,7 @@
         <w:t>.</w:t>
       </w:r>
     </w:p>
-    <w:bookmarkEnd w:id="7"/>
+    <w:bookmarkEnd w:id="8"/>
     <w:p>
       <w:pPr>
         <w:pStyle w:val="aff"/>
@@ -5551,7 +5561,7 @@
           <w:color w:val="000000" w:themeColor="text1"/>
         </w:rPr>
       </w:pPr>
-      <w:bookmarkStart w:id="8" w:name="рис003"/>
+      <w:bookmarkStart w:id="9" w:name="рис003"/>
       <w:r>
         <w:rPr>
           <w:b/>
@@ -5622,8 +5632,8 @@
           <w:color w:val="000000" w:themeColor="text1"/>
         </w:rPr>
       </w:pPr>
-      <w:bookmarkStart w:id="9" w:name="_Toc228219690"/>
-      <w:bookmarkEnd w:id="8"/>
+      <w:bookmarkStart w:id="10" w:name="_Toc228219690"/>
+      <w:bookmarkEnd w:id="9"/>
       <w:r>
         <w:rPr>
           <w:color w:val="000000" w:themeColor="text1"/>
@@ -5636,7 +5646,7 @@
         </w:rPr>
         <w:t xml:space="preserve"> Трафик</w:t>
       </w:r>
-      <w:bookmarkEnd w:id="9"/>
+      <w:bookmarkEnd w:id="10"/>
     </w:p>
     <w:p>
       <w:pPr>
@@ -5645,7 +5655,7 @@
           <w:color w:val="000000" w:themeColor="text1"/>
         </w:rPr>
       </w:pPr>
-      <w:bookmarkStart w:id="10" w:name="_Toc105463015"/>
+      <w:bookmarkStart w:id="11" w:name="_Toc105463015"/>
       <w:r>
         <w:rPr>
           <w:color w:val="000000" w:themeColor="text1"/>
@@ -5916,7 +5926,7 @@
           <w:szCs w:val="28"/>
         </w:rPr>
       </w:pPr>
-      <w:bookmarkStart w:id="11" w:name="рис004"/>
+      <w:bookmarkStart w:id="12" w:name="рис004"/>
       <w:r>
         <w:rPr>
           <w:b/>
@@ -5983,25 +5993,25 @@
           <w:numId w:val="1"/>
         </w:numPr>
       </w:pPr>
-      <w:bookmarkStart w:id="12" w:name="_Toc228219691"/>
+      <w:bookmarkStart w:id="13" w:name="_Toc228219691"/>
+      <w:bookmarkEnd w:id="12"/>
+      <w:r>
+        <w:t>Использование светофоров</w:t>
+      </w:r>
+      <w:r>
+        <w:t>,</w:t>
+      </w:r>
+      <w:r>
+        <w:t xml:space="preserve"> управляемых ИИ</w:t>
+      </w:r>
+      <w:r>
+        <w:t>,</w:t>
+      </w:r>
+      <w:r>
+        <w:t xml:space="preserve"> в странах Европы</w:t>
+      </w:r>
       <w:bookmarkEnd w:id="11"/>
-      <w:r>
-        <w:t>Использование светофоров</w:t>
-      </w:r>
-      <w:r>
-        <w:t>,</w:t>
-      </w:r>
-      <w:r>
-        <w:t xml:space="preserve"> управляемых ИИ</w:t>
-      </w:r>
-      <w:r>
-        <w:t>,</w:t>
-      </w:r>
-      <w:r>
-        <w:t xml:space="preserve"> в странах Европы</w:t>
-      </w:r>
-      <w:bookmarkEnd w:id="10"/>
-      <w:bookmarkEnd w:id="12"/>
+      <w:bookmarkEnd w:id="13"/>
     </w:p>
     <w:p>
       <w:pPr>
@@ -6295,7 +6305,7 @@
           <w:szCs w:val="28"/>
         </w:rPr>
       </w:pPr>
-      <w:bookmarkStart w:id="13" w:name="рис005"/>
+      <w:bookmarkStart w:id="14" w:name="рис005"/>
       <w:r>
         <w:rPr>
           <w:b/>
@@ -6354,7 +6364,7 @@
         </w:rPr>
         <w:t>.</w:t>
       </w:r>
-      <w:bookmarkEnd w:id="13"/>
+      <w:bookmarkEnd w:id="14"/>
     </w:p>
     <w:p>
       <w:pPr>
@@ -6365,7 +6375,7 @@
         </w:numPr>
         <w:ind w:hanging="6"/>
       </w:pPr>
-      <w:bookmarkStart w:id="14" w:name="_Toc228219692"/>
+      <w:bookmarkStart w:id="15" w:name="_Toc228219692"/>
       <w:r>
         <w:lastRenderedPageBreak/>
         <w:t xml:space="preserve">Анализ </w:t>
@@ -6374,7 +6384,7 @@
       <w:r>
         <w:t>архтектуры</w:t>
       </w:r>
-      <w:bookmarkEnd w:id="14"/>
+      <w:bookmarkEnd w:id="15"/>
       <w:proofErr w:type="spellEnd"/>
     </w:p>
     <w:p>
@@ -6491,7 +6501,7 @@
           <w:numId w:val="1"/>
         </w:numPr>
       </w:pPr>
-      <w:bookmarkStart w:id="15" w:name="_Toc228219693"/>
+      <w:bookmarkStart w:id="16" w:name="_Toc228219693"/>
       <w:r>
         <w:t xml:space="preserve">Выбор архитектуры </w:t>
       </w:r>
@@ -6502,7 +6512,7 @@
         </w:rPr>
         <w:t>BaseLine</w:t>
       </w:r>
-      <w:bookmarkEnd w:id="15"/>
+      <w:bookmarkEnd w:id="16"/>
       <w:proofErr w:type="spellEnd"/>
     </w:p>
     <w:p>
@@ -6743,7 +6753,7 @@
           <w:color w:val="000000" w:themeColor="text1"/>
         </w:rPr>
       </w:pPr>
-      <w:bookmarkStart w:id="16" w:name="рис006"/>
+      <w:bookmarkStart w:id="17" w:name="рис006"/>
       <w:r>
         <w:rPr>
           <w:b/>
@@ -6796,7 +6806,7 @@
         <w:t>архитектура.</w:t>
       </w:r>
     </w:p>
-    <w:bookmarkEnd w:id="16"/>
+    <w:bookmarkEnd w:id="17"/>
     <w:p>
       <w:pPr>
         <w:pStyle w:val="aff"/>
@@ -6865,7 +6875,7 @@
           <w:szCs w:val="28"/>
         </w:rPr>
       </w:pPr>
-      <w:bookmarkStart w:id="17" w:name="_Toc228219694"/>
+      <w:bookmarkStart w:id="18" w:name="_Toc228219694"/>
       <w:proofErr w:type="spellStart"/>
       <w:r>
         <w:rPr>
@@ -6880,7 +6890,7 @@
         </w:rPr>
         <w:t xml:space="preserve"> YOLO</w:t>
       </w:r>
-      <w:bookmarkEnd w:id="17"/>
+      <w:bookmarkEnd w:id="18"/>
     </w:p>
     <w:p>
       <w:pPr>
@@ -6986,7 +6996,7 @@
         <w:ind w:firstLine="0"/>
         <w:jc w:val="center"/>
       </w:pPr>
-      <w:bookmarkStart w:id="18" w:name="рис007"/>
+      <w:bookmarkStart w:id="19" w:name="рис007"/>
       <w:r>
         <w:rPr>
           <w:b/>
@@ -7029,7 +7039,7 @@
         <w:t>.</w:t>
       </w:r>
     </w:p>
-    <w:bookmarkEnd w:id="18"/>
+    <w:bookmarkEnd w:id="19"/>
     <w:p>
       <w:pPr>
         <w:pStyle w:val="aff"/>
@@ -7126,7 +7136,7 @@
         <w:ind w:firstLine="0"/>
         <w:jc w:val="center"/>
       </w:pPr>
-      <w:bookmarkStart w:id="19" w:name="рис008"/>
+      <w:bookmarkStart w:id="20" w:name="рис008"/>
       <w:r>
         <w:rPr>
           <w:b/>
@@ -7184,7 +7194,7 @@
         <w:t>.</w:t>
       </w:r>
     </w:p>
-    <w:bookmarkEnd w:id="19"/>
+    <w:bookmarkEnd w:id="20"/>
     <w:p>
       <w:pPr>
         <w:pStyle w:val="aff"/>
@@ -7266,7 +7276,7 @@
         <w:ind w:firstLine="0"/>
         <w:jc w:val="center"/>
       </w:pPr>
-      <w:bookmarkStart w:id="20" w:name="рис009"/>
+      <w:bookmarkStart w:id="21" w:name="рис009"/>
       <w:r>
         <w:rPr>
           <w:b/>
@@ -7325,7 +7335,7 @@
         <w:t>.</w:t>
       </w:r>
     </w:p>
-    <w:bookmarkEnd w:id="20"/>
+    <w:bookmarkEnd w:id="21"/>
     <w:p>
       <w:pPr>
         <w:pStyle w:val="aff"/>
@@ -7542,7 +7552,7 @@
         <w:ind w:firstLine="0"/>
         <w:jc w:val="center"/>
       </w:pPr>
-      <w:bookmarkStart w:id="21" w:name="рис010"/>
+      <w:bookmarkStart w:id="22" w:name="рис010"/>
       <w:r>
         <w:rPr>
           <w:b/>
@@ -7615,7 +7625,7 @@
         <w:t>.</w:t>
       </w:r>
     </w:p>
-    <w:bookmarkEnd w:id="21"/>
+    <w:bookmarkEnd w:id="22"/>
     <w:p>
       <w:pPr>
         <w:pStyle w:val="aff"/>
@@ -7892,7 +7902,7 @@
           <w:color w:val="000000" w:themeColor="text1"/>
         </w:rPr>
       </w:pPr>
-      <w:bookmarkStart w:id="22" w:name="рис011"/>
+      <w:bookmarkStart w:id="23" w:name="рис011"/>
       <w:r>
         <w:rPr>
           <w:b/>
@@ -7949,8 +7959,8 @@
           <w:numId w:val="1"/>
         </w:numPr>
       </w:pPr>
-      <w:bookmarkStart w:id="23" w:name="_Toc228219695"/>
-      <w:bookmarkEnd w:id="22"/>
+      <w:bookmarkStart w:id="24" w:name="_Toc228219695"/>
+      <w:bookmarkEnd w:id="23"/>
       <w:r>
         <w:t xml:space="preserve">Ограничения при выборе </w:t>
       </w:r>
@@ -7958,7 +7968,7 @@
       <w:r>
         <w:t>датасета</w:t>
       </w:r>
-      <w:bookmarkEnd w:id="23"/>
+      <w:bookmarkEnd w:id="24"/>
       <w:proofErr w:type="spellEnd"/>
     </w:p>
     <w:p>
@@ -8061,7 +8071,7 @@
           <w:numId w:val="1"/>
         </w:numPr>
       </w:pPr>
-      <w:bookmarkStart w:id="24" w:name="_Toc228219696"/>
+      <w:bookmarkStart w:id="25" w:name="_Toc228219696"/>
       <w:r>
         <w:lastRenderedPageBreak/>
         <w:t xml:space="preserve">Симуляция дорожного движения с использованием </w:t>
@@ -8072,7 +8082,7 @@
         </w:rPr>
         <w:t>SUMO</w:t>
       </w:r>
-      <w:bookmarkEnd w:id="24"/>
+      <w:bookmarkEnd w:id="25"/>
     </w:p>
     <w:p>
       <w:pPr>
@@ -8511,14 +8521,14 @@
           <w:szCs w:val="32"/>
         </w:rPr>
       </w:pPr>
-      <w:bookmarkStart w:id="25" w:name="_Toc228219697"/>
+      <w:bookmarkStart w:id="26" w:name="_Toc228219697"/>
       <w:r>
         <w:rPr>
           <w:szCs w:val="32"/>
         </w:rPr>
         <w:t>Методы инициализации дорожной сетки и трафика машин</w:t>
       </w:r>
-      <w:bookmarkEnd w:id="25"/>
+      <w:bookmarkEnd w:id="26"/>
     </w:p>
     <w:p>
       <w:pPr>
@@ -9575,8 +9585,8 @@
           <w:color w:val="000000" w:themeColor="text1"/>
         </w:rPr>
       </w:pPr>
-      <w:bookmarkStart w:id="26" w:name="рис012"/>
-      <w:bookmarkStart w:id="27" w:name="рис023"/>
+      <w:bookmarkStart w:id="27" w:name="рис012"/>
+      <w:bookmarkStart w:id="28" w:name="рис023"/>
       <w:r>
         <w:rPr>
           <w:b/>
@@ -9606,7 +9616,7 @@
         <w:t>.</w:t>
       </w:r>
     </w:p>
-    <w:bookmarkEnd w:id="26"/>
+    <w:bookmarkEnd w:id="27"/>
     <w:p>
       <w:pPr>
         <w:pStyle w:val="aff"/>
@@ -10971,7 +10981,7 @@
           <w:color w:val="000000" w:themeColor="text1"/>
         </w:rPr>
       </w:pPr>
-      <w:bookmarkStart w:id="28" w:name="рис013"/>
+      <w:bookmarkStart w:id="29" w:name="рис013"/>
       <w:r>
         <w:rPr>
           <w:b/>
@@ -11008,7 +11018,7 @@
         <w:t>.</w:t>
       </w:r>
     </w:p>
-    <w:bookmarkEnd w:id="28"/>
+    <w:bookmarkEnd w:id="29"/>
     <w:p>
       <w:pPr>
         <w:pStyle w:val="aff"/>
@@ -14132,7 +14142,7 @@
           <w:color w:val="000000" w:themeColor="text1"/>
         </w:rPr>
       </w:pPr>
-      <w:bookmarkStart w:id="29" w:name="рис014"/>
+      <w:bookmarkStart w:id="30" w:name="рис014"/>
       <w:r>
         <w:rPr>
           <w:b/>
@@ -14161,9 +14171,9 @@
         </w:rPr>
         <w:t>.</w:t>
       </w:r>
-      <w:bookmarkEnd w:id="27"/>
+      <w:bookmarkEnd w:id="28"/>
     </w:p>
-    <w:bookmarkEnd w:id="29"/>
+    <w:bookmarkEnd w:id="30"/>
     <w:p>
       <w:pPr>
         <w:pStyle w:val="aff"/>
@@ -14262,7 +14272,7 @@
           <w:color w:val="000000" w:themeColor="text1"/>
         </w:rPr>
       </w:pPr>
-      <w:bookmarkStart w:id="30" w:name="рис015"/>
+      <w:bookmarkStart w:id="31" w:name="рис015"/>
       <w:r>
         <w:rPr>
           <w:b/>
@@ -14321,7 +14331,7 @@
         <w:t>м (длительность сигнала 20 сек) и 10 машинами в симуляции.</w:t>
       </w:r>
     </w:p>
-    <w:bookmarkEnd w:id="30"/>
+    <w:bookmarkEnd w:id="31"/>
     <w:p>
       <w:pPr>
         <w:pStyle w:val="aff"/>
@@ -14342,8 +14352,8 @@
         </w:numPr>
         <w:ind w:left="0" w:firstLine="709"/>
       </w:pPr>
-      <w:bookmarkStart w:id="31" w:name="_Toc105463018"/>
-      <w:bookmarkStart w:id="32" w:name="_Toc228219698"/>
+      <w:bookmarkStart w:id="32" w:name="_Toc105463018"/>
+      <w:bookmarkStart w:id="33" w:name="_Toc228219698"/>
       <w:r>
         <w:lastRenderedPageBreak/>
         <w:t>Методы</w:t>
@@ -14354,8 +14364,8 @@
       <w:r>
         <w:t>для регулирования дорожного движения</w:t>
       </w:r>
-      <w:bookmarkEnd w:id="31"/>
       <w:bookmarkEnd w:id="32"/>
+      <w:bookmarkEnd w:id="33"/>
     </w:p>
     <w:p>
       <w:pPr>
@@ -16383,7 +16393,7 @@
           <w:color w:val="000000" w:themeColor="text1"/>
         </w:rPr>
       </w:pPr>
-      <w:bookmarkStart w:id="33" w:name="рис016"/>
+      <w:bookmarkStart w:id="34" w:name="рис016"/>
       <w:r>
         <w:rPr>
           <w:b/>
@@ -16413,7 +16423,7 @@
         <w:t>.</w:t>
       </w:r>
     </w:p>
-    <w:bookmarkEnd w:id="33"/>
+    <w:bookmarkEnd w:id="34"/>
     <w:p>
       <w:pPr>
         <w:pStyle w:val="aff"/>
@@ -17913,7 +17923,7 @@
           <w:color w:val="000000" w:themeColor="text1"/>
         </w:rPr>
       </w:pPr>
-      <w:bookmarkStart w:id="34" w:name="рис017"/>
+      <w:bookmarkStart w:id="35" w:name="рис017"/>
       <w:r>
         <w:rPr>
           <w:b/>
@@ -17971,7 +17981,7 @@
         <w:t>.</w:t>
       </w:r>
     </w:p>
-    <w:bookmarkEnd w:id="34"/>
+    <w:bookmarkEnd w:id="35"/>
     <w:p>
       <w:pPr>
         <w:pStyle w:val="aff"/>
@@ -19149,7 +19159,7 @@
           <w:color w:val="000000" w:themeColor="text1"/>
         </w:rPr>
       </w:pPr>
-      <w:bookmarkStart w:id="35" w:name="рис018"/>
+      <w:bookmarkStart w:id="36" w:name="рис018"/>
       <w:r>
         <w:rPr>
           <w:b/>
@@ -19212,12 +19222,12 @@
         </w:numPr>
         <w:ind w:left="0" w:firstLine="709"/>
       </w:pPr>
-      <w:bookmarkStart w:id="36" w:name="_Toc228219699"/>
-      <w:bookmarkEnd w:id="35"/>
+      <w:bookmarkStart w:id="37" w:name="_Toc228219699"/>
+      <w:bookmarkEnd w:id="36"/>
       <w:r>
         <w:t>Методы для анализа дорожного движения</w:t>
       </w:r>
-      <w:bookmarkEnd w:id="36"/>
+      <w:bookmarkEnd w:id="37"/>
     </w:p>
     <w:p>
       <w:pPr>
@@ -20886,7 +20896,7 @@
           <w:color w:val="000000" w:themeColor="text1"/>
         </w:rPr>
       </w:pPr>
-      <w:bookmarkStart w:id="37" w:name="рис019"/>
+      <w:bookmarkStart w:id="38" w:name="рис019"/>
       <w:r>
         <w:rPr>
           <w:b/>
@@ -20970,7 +20980,7 @@
         <w:t>.</w:t>
       </w:r>
     </w:p>
-    <w:bookmarkEnd w:id="37"/>
+    <w:bookmarkEnd w:id="38"/>
     <w:p>
       <w:pPr>
         <w:pStyle w:val="aff"/>
@@ -21020,11 +21030,11 @@
         </w:numPr>
         <w:ind w:left="0" w:firstLine="709"/>
       </w:pPr>
-      <w:bookmarkStart w:id="38" w:name="_Toc228219700"/>
+      <w:bookmarkStart w:id="39" w:name="_Toc228219700"/>
       <w:r>
         <w:t>Результаты симуляции дорожного движения</w:t>
       </w:r>
-      <w:bookmarkEnd w:id="38"/>
+      <w:bookmarkEnd w:id="39"/>
     </w:p>
     <w:p>
       <w:pPr>
@@ -21080,7 +21090,6 @@
           <w:color w:val="000000" w:themeColor="text1"/>
         </w:rPr>
       </w:pPr>
-      <w:bookmarkStart w:id="39" w:name="_GoBack"/>
       <w:r>
         <w:rPr>
           <w:noProof/>
@@ -21136,7 +21145,6 @@
           </wp:inline>
         </w:drawing>
       </w:r>
-      <w:bookmarkEnd w:id="39"/>
     </w:p>
     <w:p>
       <w:pPr>
@@ -21882,7 +21890,7 @@
       </w:pPr>
       <w:bookmarkStart w:id="43" w:name="_Toc228219702"/>
       <w:bookmarkStart w:id="44" w:name="_Toc105463023"/>
-      <w:bookmarkEnd w:id="1"/>
+      <w:bookmarkEnd w:id="2"/>
       <w:r>
         <w:lastRenderedPageBreak/>
         <w:t>ГЛОССАРИЙ</w:t>
